--- a/docs/user-guide.docx
+++ b/docs/user-guide.docx
@@ -1608,13 +1608,265 @@
     </w:p>
     <w:p>
       <w:pPr>
+        <w:pStyle w:val="Heading2"/>
+      </w:pPr>
+      <w:r>
+        <w:t>Wideband spectrum panel</w:t>
+      </w:r>
+    </w:p>
+    <w:p>
+      <w:pPr>
+        <w:jc w:val="center"/>
+      </w:pPr>
+      <w:r>
+        <w:drawing>
+          <wp:inline xmlns:a="http://schemas.openxmlformats.org/drawingml/2006/main" xmlns:pic="http://schemas.openxmlformats.org/drawingml/2006/picture">
+            <wp:extent cx="5760720" cy="3019732"/>
+            <wp:docPr id="6" name="Picture 6"/>
+            <wp:cNvGraphicFramePr>
+              <a:graphicFrameLocks noChangeAspect="1"/>
+            </wp:cNvGraphicFramePr>
+            <a:graphic>
+              <a:graphicData uri="http://schemas.openxmlformats.org/drawingml/2006/picture">
+                <pic:pic>
+                  <pic:nvPicPr>
+                    <pic:cNvPr id="0" name="rf-spectrum-sdr.png"/>
+                    <pic:cNvPicPr/>
+                  </pic:nvPicPr>
+                  <pic:blipFill>
+                    <a:blip r:embed="rId14"/>
+                    <a:stretch>
+                      <a:fillRect/>
+                    </a:stretch>
+                  </pic:blipFill>
+                  <pic:spPr>
+                    <a:xfrm>
+                      <a:off x="0" y="0"/>
+                      <a:ext cx="5760720" cy="3019732"/>
+                    </a:xfrm>
+                    <a:prstGeom prst="rect"/>
+                  </pic:spPr>
+                </pic:pic>
+              </a:graphicData>
+            </a:graphic>
+          </wp:inline>
+        </w:drawing>
+      </w:r>
+    </w:p>
+    <w:p>
+      <w:r>
+        <w:t>A real spectrum analyzer for the whole 2.4 GHz band (2400–2483.5 MHz), built on raw I/Q samples</w:t>
+      </w:r>
+    </w:p>
+    <w:p>
+      <w:r>
+        <w:t>from the C6's receiver (tethered and satellite radios, firmware ≥ 0.34):</w:t>
+      </w:r>
+    </w:p>
+    <w:p>
+      <w:pPr>
+        <w:pStyle w:val="ListBullet"/>
+      </w:pPr>
+      <w:r>
+        <w:t xml:space="preserve">A live </w:t>
+      </w:r>
+      <w:r>
+        <w:rPr>
+          <w:b/>
+        </w:rPr>
+        <w:t>trace</w:t>
+      </w:r>
+      <w:r>
+        <w:t xml:space="preserve"> (dBFS) over a scrolling </w:t>
+      </w:r>
+      <w:r>
+        <w:rPr>
+          <w:b/>
+        </w:rPr>
+        <w:t>waterfall</w:t>
+      </w:r>
+      <w:r>
+        <w:t>, with Zigbee channels 11–26 shaded (yours</w:t>
+      </w:r>
+    </w:p>
+    <w:p>
+      <w:r>
+        <w:t xml:space="preserve">  in green) and Wi-Fi 1/6/11 bracketed. Hover anywhere for frequency, level, and which Zigbee /</w:t>
+      </w:r>
+    </w:p>
+    <w:p>
+      <w:r>
+        <w:t xml:space="preserve">  Wi-Fi / BLE channel sits there.</w:t>
+      </w:r>
+    </w:p>
+    <w:p>
+      <w:pPr>
+        <w:pStyle w:val="ListBullet"/>
+      </w:pPr>
+      <w:r>
+        <w:rPr>
+          <w:b/>
+        </w:rPr>
+        <w:t>Start / Stop</w:t>
+      </w:r>
+      <w:r>
+        <w:t xml:space="preserve"> — the radio is handed over to the wideband receiver while it runs (its Zigbee</w:t>
+      </w:r>
+    </w:p>
+    <w:p>
+      <w:r>
+        <w:t xml:space="preserve">  capture pauses), and handed back on Stop. Pick a specific radio in the </w:t>
+      </w:r>
+      <w:r>
+        <w:rPr>
+          <w:b/>
+        </w:rPr>
+        <w:t>radio</w:t>
+      </w:r>
+      <w:r>
+        <w:t xml:space="preserve"> list, or leave</w:t>
+      </w:r>
+    </w:p>
+    <w:p>
+      <w:r>
+        <w:t xml:space="preserve">  it on </w:t>
+      </w:r>
+      <w:r>
+        <w:rPr>
+          <w:b/>
+        </w:rPr>
+        <w:t>auto</w:t>
+      </w:r>
+      <w:r>
+        <w:t>.</w:t>
+      </w:r>
+    </w:p>
+    <w:p>
+      <w:pPr>
+        <w:pStyle w:val="ListBullet"/>
+      </w:pPr>
+      <w:r>
+        <w:rPr>
+          <w:b/>
+        </w:rPr>
+        <w:t>Average / Peak</w:t>
+      </w:r>
+      <w:r>
+        <w:t xml:space="preserve"> detector, </w:t>
+      </w:r>
+      <w:r>
+        <w:rPr>
+          <w:b/>
+        </w:rPr>
+        <w:t>max hold</w:t>
+      </w:r>
+      <w:r>
+        <w:t xml:space="preserve">, </w:t>
+      </w:r>
+      <w:r>
+        <w:rPr>
+          <w:b/>
+        </w:rPr>
+        <w:t>span</w:t>
+      </w:r>
+      <w:r>
+        <w:t xml:space="preserve"> presets (whole band, your Zigbee channel,</w:t>
+      </w:r>
+    </w:p>
+    <w:p>
+      <w:r>
+        <w:t xml:space="preserve">  Wi-Fi 1/6/11), color schemes, and a dB </w:t>
+      </w:r>
+      <w:r>
+        <w:rPr>
+          <w:b/>
+        </w:rPr>
+        <w:t>range</w:t>
+      </w:r>
+      <w:r>
+        <w:t xml:space="preserve"> that tracks the band automatically (</w:t>
+      </w:r>
+      <w:r>
+        <w:rPr>
+          <w:b/>
+        </w:rPr>
+        <w:t>auto</w:t>
+      </w:r>
+      <w:r>
+        <w:t>).</w:t>
+      </w:r>
+    </w:p>
+    <w:p>
+      <w:pPr>
+        <w:pStyle w:val="ListBullet"/>
+      </w:pPr>
+      <w:r>
+        <w:t>The footer shows sweeps/s, receiver gain, and warnings for ADC clipping or lost segments.</w:t>
+      </w:r>
+    </w:p>
+    <w:p>
+      <w:r>
+        <w:t>What you'll see: Wi-Fi as ~20 MHz humps, BLE advertising as steady lines at 2402 / 2426 / 2480 MHz,</w:t>
+      </w:r>
+    </w:p>
+    <w:p>
+      <w:r>
+        <w:t>BLE connections and Zigbee as short speckles, microwave ovens as a broad ragged hump above</w:t>
+      </w:r>
+    </w:p>
+    <w:p>
+      <w:r>
+        <w:t xml:space="preserve">2450 MHz. The radio listens ~1 % of the time, so bursts are *sampled* — use </w:t>
+      </w:r>
+      <w:r>
+        <w:rPr>
+          <w:b/>
+        </w:rPr>
+        <w:t>Peak</w:t>
+      </w:r>
+      <w:r>
+        <w:t xml:space="preserve"> + </w:t>
+      </w:r>
+      <w:r>
+        <w:rPr>
+          <w:b/>
+        </w:rPr>
+        <w:t>max hold</w:t>
+      </w:r>
+    </w:p>
+    <w:p>
+      <w:r>
+        <w:t>to catch them. Levels are relative (automatic gain is on), so compare signals within a sweep.</w:t>
+      </w:r>
+    </w:p>
+    <w:p>
+      <w:r>
+        <w:t xml:space="preserve">Details, measured results and known issues: </w:t>
+      </w:r>
+      <w:r>
+        <w:t>spectrum.md</w:t>
+      </w:r>
+      <w:r>
+        <w:t>.</w:t>
+      </w:r>
+    </w:p>
+    <w:p>
+      <w:pPr>
+        <w:pStyle w:val="Heading2"/>
+      </w:pPr>
+      <w:r>
+        <w:t>Channel energy panel</w:t>
+      </w:r>
+    </w:p>
+    <w:p>
+      <w:pPr>
         <w:jc w:val="center"/>
       </w:pPr>
       <w:r>
         <w:drawing>
           <wp:inline xmlns:a="http://schemas.openxmlformats.org/drawingml/2006/main" xmlns:pic="http://schemas.openxmlformats.org/drawingml/2006/picture">
             <wp:extent cx="5760720" cy="2260122"/>
-            <wp:docPr id="6" name="Picture 6"/>
+            <wp:docPr id="7" name="Picture 7"/>
             <wp:cNvGraphicFramePr>
               <a:graphicFrameLocks noChangeAspect="1"/>
             </wp:cNvGraphicFramePr>
@@ -1626,7 +1878,7 @@
                     <pic:cNvPicPr/>
                   </pic:nvPicPr>
                   <pic:blipFill>
-                    <a:blip r:embed="rId14"/>
+                    <a:blip r:embed="rId15"/>
                     <a:stretch>
                       <a:fillRect/>
                     </a:stretch>
@@ -1647,7 +1899,7 @@
     </w:p>
     <w:p>
       <w:r>
-        <w:t>A spectrum analyzer built on the radio's energy-detect (ED):</w:t>
+        <w:t>A channel-by-channel view built on the 802.15.4 radio's energy-detect (ED) — works on every radio:</w:t>
       </w:r>
     </w:p>
     <w:p>
@@ -2107,7 +2359,7 @@
         <w:drawing>
           <wp:inline xmlns:a="http://schemas.openxmlformats.org/drawingml/2006/main" xmlns:pic="http://schemas.openxmlformats.org/drawingml/2006/picture">
             <wp:extent cx="5760720" cy="1595719"/>
-            <wp:docPr id="7" name="Picture 7"/>
+            <wp:docPr id="8" name="Picture 8"/>
             <wp:cNvGraphicFramePr>
               <a:graphicFrameLocks noChangeAspect="1"/>
             </wp:cNvGraphicFramePr>
@@ -2119,7 +2371,7 @@
                     <pic:cNvPicPr/>
                   </pic:nvPicPr>
                   <pic:blipFill>
-                    <a:blip r:embed="rId15"/>
+                    <a:blip r:embed="rId16"/>
                     <a:stretch>
                       <a:fillRect/>
                     </a:stretch>
@@ -2314,7 +2566,7 @@
         <w:drawing>
           <wp:inline xmlns:a="http://schemas.openxmlformats.org/drawingml/2006/main" xmlns:pic="http://schemas.openxmlformats.org/drawingml/2006/picture">
             <wp:extent cx="5760720" cy="3840480"/>
-            <wp:docPr id="8" name="Picture 8"/>
+            <wp:docPr id="9" name="Picture 9"/>
             <wp:cNvGraphicFramePr>
               <a:graphicFrameLocks noChangeAspect="1"/>
             </wp:cNvGraphicFramePr>
@@ -2326,7 +2578,7 @@
                     <pic:cNvPicPr/>
                   </pic:nvPicPr>
                   <pic:blipFill>
-                    <a:blip r:embed="rId16"/>
+                    <a:blip r:embed="rId17"/>
                     <a:stretch>
                       <a:fillRect/>
                     </a:stretch>
@@ -2689,7 +2941,7 @@
         <w:drawing>
           <wp:inline xmlns:a="http://schemas.openxmlformats.org/drawingml/2006/main" xmlns:pic="http://schemas.openxmlformats.org/drawingml/2006/picture">
             <wp:extent cx="5760720" cy="2475189"/>
-            <wp:docPr id="9" name="Picture 9"/>
+            <wp:docPr id="10" name="Picture 10"/>
             <wp:cNvGraphicFramePr>
               <a:graphicFrameLocks noChangeAspect="1"/>
             </wp:cNvGraphicFramePr>
@@ -2701,7 +2953,7 @@
                     <pic:cNvPicPr/>
                   </pic:nvPicPr>
                   <pic:blipFill>
-                    <a:blip r:embed="rId17"/>
+                    <a:blip r:embed="rId18"/>
                     <a:stretch>
                       <a:fillRect/>
                     </a:stretch>
@@ -2747,7 +2999,7 @@
         <w:drawing>
           <wp:inline xmlns:a="http://schemas.openxmlformats.org/drawingml/2006/main" xmlns:pic="http://schemas.openxmlformats.org/drawingml/2006/picture">
             <wp:extent cx="5760720" cy="5948904"/>
-            <wp:docPr id="10" name="Picture 10"/>
+            <wp:docPr id="11" name="Picture 11"/>
             <wp:cNvGraphicFramePr>
               <a:graphicFrameLocks noChangeAspect="1"/>
             </wp:cNvGraphicFramePr>
@@ -2759,7 +3011,7 @@
                     <pic:cNvPicPr/>
                   </pic:nvPicPr>
                   <pic:blipFill>
-                    <a:blip r:embed="rId18"/>
+                    <a:blip r:embed="rId19"/>
                     <a:stretch>
                       <a:fillRect/>
                     </a:stretch>
@@ -3038,7 +3290,7 @@
         <w:drawing>
           <wp:inline xmlns:a="http://schemas.openxmlformats.org/drawingml/2006/main" xmlns:pic="http://schemas.openxmlformats.org/drawingml/2006/picture">
             <wp:extent cx="5760720" cy="1687891"/>
-            <wp:docPr id="11" name="Picture 11"/>
+            <wp:docPr id="12" name="Picture 12"/>
             <wp:cNvGraphicFramePr>
               <a:graphicFrameLocks noChangeAspect="1"/>
             </wp:cNvGraphicFramePr>
@@ -3050,7 +3302,7 @@
                     <pic:cNvPicPr/>
                   </pic:nvPicPr>
                   <pic:blipFill>
-                    <a:blip r:embed="rId19"/>
+                    <a:blip r:embed="rId20"/>
                     <a:stretch>
                       <a:fillRect/>
                     </a:stretch>
@@ -3126,7 +3378,7 @@
         <w:drawing>
           <wp:inline xmlns:a="http://schemas.openxmlformats.org/drawingml/2006/main" xmlns:pic="http://schemas.openxmlformats.org/drawingml/2006/picture">
             <wp:extent cx="5760720" cy="2411464"/>
-            <wp:docPr id="12" name="Picture 12"/>
+            <wp:docPr id="13" name="Picture 13"/>
             <wp:cNvGraphicFramePr>
               <a:graphicFrameLocks noChangeAspect="1"/>
             </wp:cNvGraphicFramePr>
@@ -3138,7 +3390,7 @@
                     <pic:cNvPicPr/>
                   </pic:nvPicPr>
                   <pic:blipFill>
-                    <a:blip r:embed="rId20"/>
+                    <a:blip r:embed="rId21"/>
                     <a:stretch>
                       <a:fillRect/>
                     </a:stretch>
@@ -3403,6 +3655,31 @@
           <w:p>
             <w:r>
               <w:t>continuous ED sweep — feeds the spectrum tab without pausing capture</w:t>
+            </w:r>
+          </w:p>
+        </w:tc>
+      </w:tr>
+      <w:tr>
+        <w:tc>
+          <w:tcPr>
+            <w:tcW w:type="dxa" w:w="4320"/>
+          </w:tcPr>
+          <w:p>
+            <w:r>
+              <w:rPr>
+                <w:b/>
+              </w:rPr>
+              <w:t>sdr</w:t>
+            </w:r>
+          </w:p>
+        </w:tc>
+        <w:tc>
+          <w:tcPr>
+            <w:tcW w:type="dxa" w:w="4320"/>
+          </w:tcPr>
+          <w:p>
+            <w:r>
+              <w:t>continuous wideband spectrum (raw I/Q) — feeds the Wideband spectrum panel; firmware ≥ 0.34, not the standalone build</w:t>
             </w:r>
           </w:p>
         </w:tc>
@@ -4278,7 +4555,237 @@
           </w:p>
         </w:tc>
       </w:tr>
+      <w:tr>
+        <w:tc>
+          <w:tcPr>
+            <w:tcW w:type="dxa" w:w="4320"/>
+          </w:tcPr>
+          <w:p>
+            <w:r>
+              <w:rPr>
+                <w:b/>
+              </w:rPr>
+              <w:t>radio list says "— no SDR"</w:t>
+            </w:r>
+          </w:p>
+        </w:tc>
+        <w:tc>
+          <w:tcPr>
+            <w:tcW w:type="dxa" w:w="4320"/>
+          </w:tcPr>
+          <w:p>
+            <w:r>
+              <w:t>That radio's firmware is older than 0.34, or it's the standalone build (its Wi-Fi AP uses the same receiver).</w:t>
+            </w:r>
+          </w:p>
+        </w:tc>
+      </w:tr>
+      <w:tr>
+        <w:tc>
+          <w:tcPr>
+            <w:tcW w:type="dxa" w:w="4320"/>
+          </w:tcPr>
+          <w:p>
+            <w:r>
+              <w:rPr>
+                <w:b/>
+              </w:rPr>
+              <w:t>satellite's wideband spectrum shows under another radio (usually R1)</w:t>
+            </w:r>
+          </w:p>
+        </w:tc>
+        <w:tc>
+          <w:tcPr>
+            <w:tcW w:type="dxa" w:w="4320"/>
+          </w:tcPr>
+          <w:p>
+            <w:r>
+              <w:t xml:space="preserve">Re-flash the </w:t>
+            </w:r>
+            <w:r>
+              <w:rPr>
+                <w:b/>
+              </w:rPr>
+              <w:t>primary</w:t>
+            </w:r>
+            <w:r>
+              <w:t xml:space="preserve"> with the latest tethered firmware (it now labels satellite spectrum by SPI slot).</w:t>
+            </w:r>
+          </w:p>
+        </w:tc>
+      </w:tr>
+      <w:tr>
+        <w:tc>
+          <w:tcPr>
+            <w:tcW w:type="dxa" w:w="4320"/>
+          </w:tcPr>
+          <w:p>
+            <w:r>
+              <w:rPr>
+                <w:b/>
+              </w:rPr>
+              <w:t>SDR Start on a satellite does nothing</w:t>
+            </w:r>
+          </w:p>
+        </w:tc>
+        <w:tc>
+          <w:tcPr>
+            <w:tcW w:type="dxa" w:w="4320"/>
+          </w:tcPr>
+          <w:p>
+            <w:r>
+              <w:t>Update the host — older hosts sent the SDR config and mode change back to back and the satellite dropped the second.</w:t>
+            </w:r>
+          </w:p>
+        </w:tc>
+      </w:tr>
+      <w:tr>
+        <w:tc>
+          <w:tcPr>
+            <w:tcW w:type="dxa" w:w="4320"/>
+          </w:tcPr>
+          <w:p>
+            <w:r>
+              <w:rPr>
+                <w:b/>
+              </w:rPr>
+              <w:t>radio stops reporting during / after a long SDR run</w:t>
+            </w:r>
+          </w:p>
+        </w:tc>
+        <w:tc>
+          <w:tcPr>
+            <w:tcW w:type="dxa" w:w="4320"/>
+          </w:tcPr>
+          <w:p>
+            <w:r>
+              <w:t>Known issue under investigation — re-flash it (</w:t>
+            </w:r>
+            <w:r>
+              <w:rPr>
+                <w:rFonts w:ascii="Consolas" w:hAnsi="Consolas"/>
+                <w:color w:val="C7254E"/>
+                <w:sz w:val="19"/>
+              </w:rPr>
+              <w:t>pio run -e tethered -t upload</w:t>
+            </w:r>
+            <w:r>
+              <w:t>); if it stays silent, erase first (</w:t>
+            </w:r>
+            <w:r>
+              <w:rPr>
+                <w:rFonts w:ascii="Consolas" w:hAnsi="Consolas"/>
+                <w:color w:val="C7254E"/>
+                <w:sz w:val="19"/>
+              </w:rPr>
+              <w:t>-t erase</w:t>
+            </w:r>
+            <w:r>
+              <w:t>, which also clears its saved channel and key).</w:t>
+            </w:r>
+          </w:p>
+        </w:tc>
+      </w:tr>
     </w:tbl>
+    <w:p>
+      <w:r>
+        <w:rPr>
+          <w:color w:val="BBBBBB"/>
+        </w:rPr>
+        <w:t>────────────────────────────────────────</w:t>
+      </w:r>
+    </w:p>
+    <w:p>
+      <w:pPr>
+        <w:pStyle w:val="Heading1"/>
+      </w:pPr>
+      <w:r>
+        <w:t>Desktop app (macOS)</w:t>
+      </w:r>
+    </w:p>
+    <w:p>
+      <w:r>
+        <w:t>Instead of a terminal plus a browser tab, you can run the dashboard as a native app:</w:t>
+      </w:r>
+    </w:p>
+    <w:p>
+      <w:r>
+        <w:rPr>
+          <w:rFonts w:ascii="Consolas" w:hAnsi="Consolas"/>
+          <w:color w:val="C7254E"/>
+          <w:sz w:val="19"/>
+        </w:rPr>
+        <w:t>tether/cmd/zbsniff-desktop/build.sh</w:t>
+      </w:r>
+      <w:r>
+        <w:t xml:space="preserve"> builds </w:t>
+      </w:r>
+      <w:r>
+        <w:rPr>
+          <w:b/>
+        </w:rPr>
+        <w:t>zbsniff-desktop.app</w:t>
+      </w:r>
+      <w:r>
+        <w:t>, which starts the same host</w:t>
+      </w:r>
+    </w:p>
+    <w:p>
+      <w:r>
+        <w:t>in the background and shows the dashboard in its own window; quitting the app stops the host.</w:t>
+      </w:r>
+    </w:p>
+    <w:p>
+      <w:r>
+        <w:t xml:space="preserve">It keeps its own settings, history and log in </w:t>
+      </w:r>
+      <w:r>
+        <w:rPr>
+          <w:rFonts w:ascii="Consolas" w:hAnsi="Consolas"/>
+          <w:color w:val="C7254E"/>
+          <w:sz w:val="19"/>
+        </w:rPr>
+        <w:t>~/Library/Application Support/zbsniff-desktop/</w:t>
+      </w:r>
+    </w:p>
+    <w:p>
+      <w:r>
+        <w:t>(</w:t>
+      </w:r>
+      <w:r>
+        <w:rPr>
+          <w:b/>
+        </w:rPr>
+        <w:t>Sniffer → Show Data Folder</w:t>
+      </w:r>
+      <w:r>
+        <w:t>) and uses port 8787, so it can run next to the command-line host.</w:t>
+      </w:r>
+    </w:p>
+    <w:p>
+      <w:r>
+        <w:t>To share the command-line host's settings and history, launch it with</w:t>
+      </w:r>
+    </w:p>
+    <w:p>
+      <w:r>
+        <w:rPr>
+          <w:rFonts w:ascii="Consolas" w:hAnsi="Consolas"/>
+          <w:color w:val="C7254E"/>
+          <w:sz w:val="19"/>
+        </w:rPr>
+        <w:t>ZBSNIFF_DATA=&lt;path to tether folder&gt;</w:t>
+      </w:r>
+      <w:r>
+        <w:t xml:space="preserve">. More options: </w:t>
+      </w:r>
+      <w:r>
+        <w:t>tether/README.md</w:t>
+      </w:r>
+      <w:r>
+        <w:t>.</w:t>
+      </w:r>
+    </w:p>
     <w:p>
       <w:r>
         <w:rPr>
